--- a/Fase 2/Evidencia del Proyecto/Evidencias de documentacion/Metodologia Scrum/Sprint 01234/Sprint 2/Sprint Review - Sprint 2.docx
+++ b/Fase 2/Evidencia del Proyecto/Evidencias de documentacion/Metodologia Scrum/Sprint 01234/Sprint 2/Sprint Review - Sprint 2.docx
@@ -53,7 +53,7 @@
           <w:szCs w:val="36"/>
           <w:u w:val="single"/>
         </w:rPr>
-        <w:t>1</w:t>
+        <w:t>2</w:t>
       </w:r>
     </w:p>
     <w:p>
@@ -2986,6 +2986,7 @@
   <w:style w:type="character" w:default="1" w:styleId="Fuentedeprrafopredeter">
     <w:name w:val="Default Paragraph Font"/>
     <w:uiPriority w:val="1"/>
+    <w:semiHidden/>
     <w:unhideWhenUsed/>
   </w:style>
   <w:style w:type="table" w:default="1" w:styleId="Tablanormal">
